--- a/public/Thalluru_Lakshmi_Sai_Kalyan_Resume.docx
+++ b/public/Thalluru_Lakshmi_Sai_Kalyan_Resume.docx
@@ -49,27 +49,55 @@
           <w:sz w:val="20"/>
           <w:szCs w:val="20"/>
         </w:rPr>
-        <w:t xml:space="preserve">India   |   8309094001   |   </w:t>
-      </w:r>
-      <w:hyperlink r:id="rId5" w:history="1">
-        <w:r>
-          <w:rPr>
-            <w:rStyle w:val="Hyperlink"/>
-            <w:color w:val="767171" w:themeColor="background2" w:themeShade="80"/>
-            <w:sz w:val="20"/>
-            <w:szCs w:val="20"/>
-            <w:u w:val="none"/>
-          </w:rPr>
-          <w:t>tlskalyan1996@gmail.com</w:t>
-        </w:r>
-      </w:hyperlink>
+        <w:t xml:space="preserve">India   |   </w:t>
+      </w:r>
       <w:r>
         <w:rPr>
           <w:color w:val="555555"/>
           <w:sz w:val="20"/>
           <w:szCs w:val="20"/>
         </w:rPr>
-        <w:t xml:space="preserve"> |Tata Consultancy Services </w:t>
+        <w:t>+91 9494085752</w:t>
+      </w:r>
+      <w:r>
+        <w:rPr>
+          <w:color w:val="555555"/>
+          <w:sz w:val="20"/>
+          <w:szCs w:val="20"/>
+        </w:rPr>
+        <w:t xml:space="preserve">   |   </w:t>
+      </w:r>
+      <w:r>
+        <w:rPr>
+          <w:color w:val="555555"/>
+          <w:sz w:val="20"/>
+          <w:szCs w:val="20"/>
+        </w:rPr>
+        <w:t>tlskalyan1996</w:t>
+      </w:r>
+      <w:r>
+        <w:rPr>
+          <w:color w:val="555555"/>
+          <w:sz w:val="20"/>
+          <w:szCs w:val="20"/>
+        </w:rPr>
+        <w:t xml:space="preserve">@gmail.com  </w:t>
+      </w:r>
+      <w:r>
+        <w:rPr>
+          <w:color w:val="555555"/>
+          <w:sz w:val="20"/>
+          <w:szCs w:val="20"/>
+        </w:rPr>
+        <w:t>|</w:t>
+      </w:r>
+      <w:r>
+        <w:rPr>
+          <w:color w:val="555555"/>
+          <w:sz w:val="20"/>
+          <w:szCs w:val="20"/>
+        </w:rPr>
+        <w:t>Tata Consultancy Services</w:t>
       </w:r>
     </w:p>
     <w:p>
@@ -1860,7 +1888,6 @@
   <w:style w:type="character" w:default="1" w:styleId="DefaultParagraphFont">
     <w:name w:val="Default Paragraph Font"/>
     <w:uiPriority w:val="1"/>
-    <w:semiHidden/>
     <w:unhideWhenUsed/>
   </w:style>
   <w:style w:type="table" w:default="1" w:styleId="TableNormal">

--- a/public/Thalluru_Lakshmi_Sai_Kalyan_Resume.docx
+++ b/public/Thalluru_Lakshmi_Sai_Kalyan_Resume.docx
@@ -127,7 +127,19 @@
         <w:rPr>
           <w:color w:val="333333"/>
         </w:rPr>
-        <w:t xml:space="preserve">Data Engineer with 6.5+ years of total professional experience, including nearly </w:t>
+        <w:t xml:space="preserve">Data Engineer with 6.5+ years of total professional </w:t>
+      </w:r>
+      <w:r>
+        <w:rPr>
+          <w:color w:val="333333"/>
+        </w:rPr>
+        <w:t xml:space="preserve">IT </w:t>
+      </w:r>
+      <w:r>
+        <w:rPr>
+          <w:color w:val="333333"/>
+        </w:rPr>
+        <w:t xml:space="preserve">experience, including nearly </w:t>
       </w:r>
       <w:r>
         <w:rPr>
@@ -139,7 +151,7 @@
         <w:rPr>
           <w:color w:val="333333"/>
         </w:rPr>
-        <w:t xml:space="preserve"> years of hands-on experience in the Hadoop Ecosystem, designing and developing scalable, high-performance data applications using Apache Spark, </w:t>
+        <w:t xml:space="preserve"> years of hands-on experience in the Hadoop Ecosystem, designing and developing scalable, high-performance data applications using </w:t>
       </w:r>
       <w:proofErr w:type="spellStart"/>
       <w:r>
@@ -318,21 +330,7 @@
         <w:rPr>
           <w:color w:val="333333"/>
         </w:rPr>
-        <w:t xml:space="preserve">Apache Spark, </w:t>
-      </w:r>
-      <w:proofErr w:type="spellStart"/>
-      <w:r>
-        <w:rPr>
-          <w:color w:val="333333"/>
-        </w:rPr>
-        <w:t>PySpark</w:t>
-      </w:r>
-      <w:proofErr w:type="spellEnd"/>
-      <w:r>
-        <w:rPr>
-          <w:color w:val="333333"/>
-        </w:rPr>
-        <w:t>, Scala Spark, Spark Structured Streaming, Apache Hive, Apache Kafka, HDFS, Hadoop Ecosystem</w:t>
+        <w:t>Apache Spark, Apache Hive, Apache Kafka, HDFS, Hadoop Ecosystem</w:t>
       </w:r>
     </w:p>
     <w:p>
@@ -421,13 +419,16 @@
           <w:bCs/>
           <w:color w:val="333333"/>
         </w:rPr>
-        <w:t xml:space="preserve">Domain Expertise: </w:t>
-      </w:r>
-      <w:r>
-        <w:rPr>
-          <w:color w:val="333333"/>
-        </w:rPr>
-        <w:t>Real-Time Payment Processing (Bill Payments, ACH, Card, Wire Transfers), Fraud Detection &amp; Anomaly Analysis</w:t>
+        <w:t>Domain Expertise:</w:t>
+      </w:r>
+      <w:r>
+        <w:t xml:space="preserve"> </w:t>
+      </w:r>
+      <w:r>
+        <w:rPr>
+          <w:color w:val="333333"/>
+        </w:rPr>
+        <w:t>Experienced in the banking sector, specializing in real-time payment processing (Bill Payments, ACH, Card, Wire Transfers) and developing fraud detection models</w:t>
       </w:r>
     </w:p>
     <w:p>
@@ -571,37 +572,37 @@
         <w:rPr>
           <w:color w:val="333333"/>
         </w:rPr>
+        <w:t xml:space="preserve">Reduced job runtime through performance tuning of </w:t>
+      </w:r>
+      <w:proofErr w:type="spellStart"/>
+      <w:r>
+        <w:rPr>
+          <w:color w:val="333333"/>
+        </w:rPr>
+        <w:t>PySpark</w:t>
+      </w:r>
+      <w:proofErr w:type="spellEnd"/>
+      <w:r>
+        <w:rPr>
+          <w:color w:val="333333"/>
+        </w:rPr>
+        <w:t xml:space="preserve"> scripts and Spark jobs.</w:t>
+      </w:r>
+    </w:p>
+    <w:p>
+      <w:pPr>
+        <w:pStyle w:val="ListParagraph"/>
+        <w:numPr>
+          <w:ilvl w:val="0"/>
+          <w:numId w:val="1"/>
+        </w:numPr>
+        <w:spacing w:after="60" w:line="264" w:lineRule="auto"/>
+      </w:pPr>
+      <w:r>
+        <w:rPr>
+          <w:color w:val="333333"/>
+        </w:rPr>
         <w:lastRenderedPageBreak/>
-        <w:t xml:space="preserve">Reduced job runtime through performance tuning of </w:t>
-      </w:r>
-      <w:proofErr w:type="spellStart"/>
-      <w:r>
-        <w:rPr>
-          <w:color w:val="333333"/>
-        </w:rPr>
-        <w:t>PySpark</w:t>
-      </w:r>
-      <w:proofErr w:type="spellEnd"/>
-      <w:r>
-        <w:rPr>
-          <w:color w:val="333333"/>
-        </w:rPr>
-        <w:t xml:space="preserve"> scripts and Spark jobs.</w:t>
-      </w:r>
-    </w:p>
-    <w:p>
-      <w:pPr>
-        <w:pStyle w:val="ListParagraph"/>
-        <w:numPr>
-          <w:ilvl w:val="0"/>
-          <w:numId w:val="1"/>
-        </w:numPr>
-        <w:spacing w:after="60" w:line="264" w:lineRule="auto"/>
-      </w:pPr>
-      <w:r>
-        <w:rPr>
-          <w:color w:val="333333"/>
-        </w:rPr>
         <w:t>Provided production support, root-cause analysis, and defect resolution on a priority basis to ensure system reliability.</w:t>
       </w:r>
     </w:p>
@@ -724,6 +725,19 @@
       <w:bookmarkEnd w:id="0"/>
       <w:r>
         <w:t>.</w:t>
+      </w:r>
+    </w:p>
+    <w:p>
+      <w:pPr>
+        <w:pStyle w:val="ListParagraph"/>
+        <w:numPr>
+          <w:ilvl w:val="0"/>
+          <w:numId w:val="1"/>
+        </w:numPr>
+        <w:spacing w:after="60" w:line="264" w:lineRule="auto"/>
+      </w:pPr>
+      <w:r>
+        <w:t>Hands-on experience in the banking domain, building real-time payment processing pipelines (Bill Payments, ACH, Card, Wire Transfers) and deploying fraud detection models to enhance transaction security</w:t>
       </w:r>
     </w:p>
     <w:p>
